--- a/extrakty/doc/TC278WG4/extract_14823-1_(2025).docx
+++ b/extrakty/doc/TC278WG4/extract_14823-1_(2025).docx
@@ -2300,8 +2300,6 @@
           <w:b/>
         </w:rPr>
       </w:pPr>
-      <w:commentRangeStart w:id="9"/>
-      <w:commentRangeStart w:id="10"/>
       <w:r>
         <w:rPr>
           <w:b/>
@@ -2406,26 +2404,6 @@
           <w:b/>
         </w:rPr>
         <w:t>)</w:t>
-      </w:r>
-      <w:commentRangeEnd w:id="9"/>
-      <w:r>
-        <w:rPr>
-          <w:rStyle w:val="Odkaznakoment"/>
-          <w:b/>
-          <w:sz w:val="18"/>
-          <w:szCs w:val="18"/>
-        </w:rPr>
-        <w:commentReference w:id="9"/>
-      </w:r>
-      <w:commentRangeEnd w:id="10"/>
-      <w:r>
-        <w:rPr>
-          <w:rStyle w:val="Odkaznakoment"/>
-          <w:b/>
-          <w:sz w:val="18"/>
-          <w:szCs w:val="18"/>
-        </w:rPr>
-        <w:commentReference w:id="10"/>
       </w:r>
     </w:p>
     <w:tbl>
@@ -3048,9 +3026,6 @@
       <w:r>
         <w:t>12</w:t>
       </w:r>
-      <w:commentRangeStart w:id="11"/>
-      <w:commentRangeStart w:id="12"/>
-      <w:commentRangeStart w:id="13"/>
       <w:r>
         <w:t>111–</w:t>
       </w:r>
@@ -3059,33 +3034,6 @@
       </w:r>
       <w:r>
         <w:t>399</w:t>
-      </w:r>
-      <w:commentRangeEnd w:id="11"/>
-      <w:r>
-        <w:rPr>
-          <w:rStyle w:val="Odkaznakoment"/>
-          <w:sz w:val="20"/>
-          <w:szCs w:val="20"/>
-        </w:rPr>
-        <w:commentReference w:id="11"/>
-      </w:r>
-      <w:commentRangeEnd w:id="12"/>
-      <w:r>
-        <w:rPr>
-          <w:rStyle w:val="Odkaznakoment"/>
-          <w:sz w:val="20"/>
-          <w:szCs w:val="20"/>
-        </w:rPr>
-        <w:commentReference w:id="12"/>
-      </w:r>
-      <w:commentRangeEnd w:id="13"/>
-      <w:r>
-        <w:rPr>
-          <w:rStyle w:val="Odkaznakoment"/>
-          <w:sz w:val="20"/>
-          <w:szCs w:val="20"/>
-        </w:rPr>
-        <w:commentReference w:id="13"/>
       </w:r>
       <w:r>
         <w:t>),</w:t>
@@ -4678,111 +4626,6 @@
     </w:sectPr>
   </w:body>
 </w:document>
-</file>
-
-<file path=word/comments.xml><?xml version="1.0" encoding="utf-8"?>
-<w:comments xmlns:wpc="http://schemas.microsoft.com/office/word/2010/wordprocessingCanvas" xmlns:cx="http://schemas.microsoft.com/office/drawing/2014/chartex" xmlns:cx1="http://schemas.microsoft.com/office/drawing/2015/9/8/chartex" xmlns:cx2="http://schemas.microsoft.com/office/drawing/2015/10/21/chartex" xmlns:cx3="http://schemas.microsoft.com/office/drawing/2016/5/9/chartex" xmlns:cx4="http://schemas.microsoft.com/office/drawing/2016/5/10/chartex" xmlns:cx5="http://schemas.microsoft.com/office/drawing/2016/5/11/chartex" xmlns:cx6="http://schemas.microsoft.com/office/drawing/2016/5/12/chartex" xmlns:cx7="http://schemas.microsoft.com/office/drawing/2016/5/13/chartex" xmlns:cx8="http://schemas.microsoft.com/office/drawing/2016/5/14/chartex" xmlns:mc="http://schemas.openxmlformats.org/markup-compatibility/2006" xmlns:aink="http://schemas.microsoft.com/office/drawing/2016/ink" xmlns:am3d="http://schemas.microsoft.com/office/drawing/2017/model3d" xmlns:o="urn:schemas-microsoft-com:office:office" xmlns:oel="http://schemas.microsoft.com/office/2019/extlst" xmlns:r="http://schemas.openxmlformats.org/officeDocument/2006/relationships" xmlns:m="http://schemas.openxmlformats.org/officeDocument/2006/math" xmlns:v="urn:schemas-microsoft-com:vml" xmlns:wp14="http://schemas.microsoft.com/office/word/2010/wordprocessingDrawing" xmlns:wp="http://schemas.openxmlformats.org/drawingml/2006/wordprocessingDrawing" xmlns:w10="urn:schemas-microsoft-com:office:word" xmlns:w="http://schemas.openxmlformats.org/wordprocessingml/2006/main" xmlns:w14="http://schemas.microsoft.com/office/word/2010/wordml" xmlns:w15="http://schemas.microsoft.com/office/word/2012/wordml" xmlns:w16cex="http://schemas.microsoft.com/office/word/2018/wordml/cex" xmlns:w16cid="http://schemas.microsoft.com/office/word/2016/wordml/cid" xmlns:w16="http://schemas.microsoft.com/office/word/2018/wordml" xmlns:w16du="http://schemas.microsoft.com/office/word/2023/wordml/word16du" xmlns:w16sdtdh="http://schemas.microsoft.com/office/word/2020/wordml/sdtdatahash" xmlns:w16sdtfl="http://schemas.microsoft.com/office/word/2024/wordml/sdtformatlock" xmlns:w16se="http://schemas.microsoft.com/office/word/2015/wordml/symex" xmlns:wpg="http://schemas.microsoft.com/office/word/2010/wordprocessingGroup" xmlns:wpi="http://schemas.microsoft.com/office/word/2010/wordprocessingInk" xmlns:wne="http://schemas.microsoft.com/office/word/2006/wordml" xmlns:wps="http://schemas.microsoft.com/office/word/2010/wordprocessingShape" mc:Ignorable="w14 w15 w16se w16cid w16 w16cex w16sdtdh w16sdtfl w16du wp14">
-  <w:comment w:id="9" w:author="Lenka Svorova" w:date="2026-02-12T19:56:00Z" w:initials="LS">
-    <w:p>
-      <w:pPr>
-        <w:ind w:left="0" w:hanging="2"/>
-      </w:pPr>
-      <w:r>
-        <w:annotationRef/>
-      </w:r>
-      <w:r>
-        <w:t>?</w:t>
-      </w:r>
-    </w:p>
-  </w:comment>
-  <w:comment w:id="10" w:author="Petr Bureš" w:date="2026-03-24T17:56:00Z" w:initials="PB">
-    <w:p>
-      <w:pPr>
-        <w:pStyle w:val="Textkomente"/>
-        <w:ind w:leftChars="0" w:left="0" w:firstLineChars="0" w:firstLine="0"/>
-        <w:jc w:val="left"/>
-      </w:pPr>
-      <w:r>
-        <w:rPr>
-          <w:rStyle w:val="Odkaznakoment"/>
-        </w:rPr>
-        <w:annotationRef/>
-      </w:r>
-      <w:r>
-        <w:t>Pokusil jsem se vylepšit</w:t>
-      </w:r>
-    </w:p>
-  </w:comment>
-  <w:comment w:id="11" w:author="Uživatel typu Host" w:date="2026-02-13T10:13:00Z" w:initials="UH">
-    <w:p>
-      <w:pPr>
-        <w:ind w:left="0" w:hanging="2"/>
-      </w:pPr>
-      <w:r>
-        <w:annotationRef/>
-      </w:r>
-      <w:r>
-        <w:t>co je to za rozsah?</w:t>
-      </w:r>
-    </w:p>
-  </w:comment>
-  <w:comment w:id="12" w:author="Petr Bureš" w:date="2026-02-13T10:32:00Z" w:initials="PB">
-    <w:p>
-      <w:pPr>
-        <w:ind w:left="0" w:hanging="2"/>
-      </w:pPr>
-      <w:r>
-        <w:annotationRef/>
-      </w:r>
-      <w:r>
-        <w:t xml:space="preserve">upravit tak by obsahovaly i kategorii (tedy 12111-12399) </w:t>
-      </w:r>
-    </w:p>
-  </w:comment>
-  <w:comment w:id="13" w:author="Petr Bureš" w:date="2026-02-13T10:32:00Z" w:initials="PB">
-    <w:p>
-      <w:pPr>
-        <w:ind w:left="0" w:hanging="2"/>
-      </w:pPr>
-      <w:r>
-        <w:annotationRef/>
-      </w:r>
-      <w:r>
-        <w:t>všude</w:t>
-      </w:r>
-    </w:p>
-  </w:comment>
-</w:comments>
-</file>
-
-<file path=word/commentsExtended.xml><?xml version="1.0" encoding="utf-8"?>
-<w15:commentsEx xmlns:wpc="http://schemas.microsoft.com/office/word/2010/wordprocessingCanvas" xmlns:cx="http://schemas.microsoft.com/office/drawing/2014/chartex" xmlns:cx1="http://schemas.microsoft.com/office/drawing/2015/9/8/chartex" xmlns:cx2="http://schemas.microsoft.com/office/drawing/2015/10/21/chartex" xmlns:cx3="http://schemas.microsoft.com/office/drawing/2016/5/9/chartex" xmlns:cx4="http://schemas.microsoft.com/office/drawing/2016/5/10/chartex" xmlns:cx5="http://schemas.microsoft.com/office/drawing/2016/5/11/chartex" xmlns:cx6="http://schemas.microsoft.com/office/drawing/2016/5/12/chartex" xmlns:cx7="http://schemas.microsoft.com/office/drawing/2016/5/13/chartex" xmlns:cx8="http://schemas.microsoft.com/office/drawing/2016/5/14/chartex" xmlns:mc="http://schemas.openxmlformats.org/markup-compatibility/2006" xmlns:aink="http://schemas.microsoft.com/office/drawing/2016/ink" xmlns:am3d="http://schemas.microsoft.com/office/drawing/2017/model3d" xmlns:o="urn:schemas-microsoft-com:office:office" xmlns:oel="http://schemas.microsoft.com/office/2019/extlst" xmlns:r="http://schemas.openxmlformats.org/officeDocument/2006/relationships" xmlns:m="http://schemas.openxmlformats.org/officeDocument/2006/math" xmlns:v="urn:schemas-microsoft-com:vml" xmlns:wp14="http://schemas.microsoft.com/office/word/2010/wordprocessingDrawing" xmlns:wp="http://schemas.openxmlformats.org/drawingml/2006/wordprocessingDrawing" xmlns:w10="urn:schemas-microsoft-com:office:word" xmlns:w="http://schemas.openxmlformats.org/wordprocessingml/2006/main" xmlns:w14="http://schemas.microsoft.com/office/word/2010/wordml" xmlns:w15="http://schemas.microsoft.com/office/word/2012/wordml" xmlns:w16cex="http://schemas.microsoft.com/office/word/2018/wordml/cex" xmlns:w16cid="http://schemas.microsoft.com/office/word/2016/wordml/cid" xmlns:w16="http://schemas.microsoft.com/office/word/2018/wordml" xmlns:w16du="http://schemas.microsoft.com/office/word/2023/wordml/word16du" xmlns:w16sdtdh="http://schemas.microsoft.com/office/word/2020/wordml/sdtdatahash" xmlns:w16sdtfl="http://schemas.microsoft.com/office/word/2024/wordml/sdtformatlock" xmlns:w16se="http://schemas.microsoft.com/office/word/2015/wordml/symex" xmlns:wpg="http://schemas.microsoft.com/office/word/2010/wordprocessingGroup" xmlns:wpi="http://schemas.microsoft.com/office/word/2010/wordprocessingInk" xmlns:wne="http://schemas.microsoft.com/office/word/2006/wordml" xmlns:wps="http://schemas.microsoft.com/office/word/2010/wordprocessingShape" mc:Ignorable="w14 w15 w16se w16cid w16 w16cex w16sdtdh w16sdtfl w16du wp14">
-  <w15:commentEx w15:paraId="7B6E66FC" w15:done="1"/>
-  <w15:commentEx w15:paraId="41DC7DC6" w15:paraIdParent="7B6E66FC" w15:done="1"/>
-  <w15:commentEx w15:paraId="5FAD0991" w15:done="1"/>
-  <w15:commentEx w15:paraId="7AA2C676" w15:paraIdParent="5FAD0991" w15:done="1"/>
-  <w15:commentEx w15:paraId="3BCEC61C" w15:paraIdParent="5FAD0991" w15:done="1"/>
-</w15:commentsEx>
-</file>
-
-<file path=word/commentsExtensible.xml><?xml version="1.0" encoding="utf-8"?>
-<w16cex:commentsExtensible xmlns:wpc="http://schemas.microsoft.com/office/word/2010/wordprocessingCanvas" xmlns:cx="http://schemas.microsoft.com/office/drawing/2014/chartex" xmlns:cx1="http://schemas.microsoft.com/office/drawing/2015/9/8/chartex" xmlns:cx2="http://schemas.microsoft.com/office/drawing/2015/10/21/chartex" xmlns:cx3="http://schemas.microsoft.com/office/drawing/2016/5/9/chartex" xmlns:cx4="http://schemas.microsoft.com/office/drawing/2016/5/10/chartex" xmlns:cx5="http://schemas.microsoft.com/office/drawing/2016/5/11/chartex" xmlns:cx6="http://schemas.microsoft.com/office/drawing/2016/5/12/chartex" xmlns:cx7="http://schemas.microsoft.com/office/drawing/2016/5/13/chartex" xmlns:cx8="http://schemas.microsoft.com/office/drawing/2016/5/14/chartex" xmlns:cr="http://schemas.microsoft.com/office/comments/2020/reactions" xmlns:mc="http://schemas.openxmlformats.org/markup-compatibility/2006" xmlns:aink="http://schemas.microsoft.com/office/drawing/2016/ink" xmlns:am3d="http://schemas.microsoft.com/office/drawing/2017/model3d" xmlns:o="urn:schemas-microsoft-com:office:office" xmlns:oel="http://schemas.microsoft.com/office/2019/extlst" xmlns:r="http://schemas.openxmlformats.org/officeDocument/2006/relationships" xmlns:m="http://schemas.openxmlformats.org/officeDocument/2006/math" xmlns:v="urn:schemas-microsoft-com:vml" xmlns:wp14="http://schemas.microsoft.com/office/word/2010/wordprocessingDrawing" xmlns:wp="http://schemas.openxmlformats.org/drawingml/2006/wordprocessingDrawing" xmlns:w10="urn:schemas-microsoft-com:office:word" xmlns:w="http://schemas.openxmlformats.org/wordprocessingml/2006/main" xmlns:w14="http://schemas.microsoft.com/office/word/2010/wordml" xmlns:w15="http://schemas.microsoft.com/office/word/2012/wordml" xmlns:w16cex="http://schemas.microsoft.com/office/word/2018/wordml/cex" xmlns:w16cid="http://schemas.microsoft.com/office/word/2016/wordml/cid" xmlns:w16="http://schemas.microsoft.com/office/word/2018/wordml" xmlns:w16du="http://schemas.microsoft.com/office/word/2023/wordml/word16du" xmlns:w16sdtdh="http://schemas.microsoft.com/office/word/2020/wordml/sdtdatahash" xmlns:w16sdtfl="http://schemas.microsoft.com/office/word/2024/wordml/sdtformatlock" xmlns:w16se="http://schemas.microsoft.com/office/word/2015/wordml/symex" xmlns:wpg="http://schemas.microsoft.com/office/word/2010/wordprocessingGroup" xmlns:wpi="http://schemas.microsoft.com/office/word/2010/wordprocessingInk" xmlns:wne="http://schemas.microsoft.com/office/word/2006/wordml" xmlns:wps="http://schemas.microsoft.com/office/word/2010/wordprocessingShape" mc:Ignorable="w14 w15 w16se w16cid w16 w16cex w16sdtdh w16sdtfl cr w16du wp14">
-  <w16cex:commentExtensible w16cex:durableId="375BAD25" w16cex:dateUtc="2026-02-12T18:56:00Z"/>
-  <w16cex:commentExtensible w16cex:durableId="08BEB023" w16cex:dateUtc="2026-03-24T16:56:00Z"/>
-  <w16cex:commentExtensible w16cex:durableId="673D8EF9" w16cex:dateUtc="2026-02-13T09:13:00Z"/>
-  <w16cex:commentExtensible w16cex:durableId="3600217C" w16cex:dateUtc="2026-02-13T09:32:00Z"/>
-  <w16cex:commentExtensible w16cex:durableId="37DB09B9" w16cex:dateUtc="2026-02-13T09:32:00Z"/>
-</w16cex:commentsExtensible>
-</file>
-
-<file path=word/commentsIds.xml><?xml version="1.0" encoding="utf-8"?>
-<w16cid:commentsIds xmlns:wpc="http://schemas.microsoft.com/office/word/2010/wordprocessingCanvas" xmlns:cx="http://schemas.microsoft.com/office/drawing/2014/chartex" xmlns:cx1="http://schemas.microsoft.com/office/drawing/2015/9/8/chartex" xmlns:cx2="http://schemas.microsoft.com/office/drawing/2015/10/21/chartex" xmlns:cx3="http://schemas.microsoft.com/office/drawing/2016/5/9/chartex" xmlns:cx4="http://schemas.microsoft.com/office/drawing/2016/5/10/chartex" xmlns:cx5="http://schemas.microsoft.com/office/drawing/2016/5/11/chartex" xmlns:cx6="http://schemas.microsoft.com/office/drawing/2016/5/12/chartex" xmlns:cx7="http://schemas.microsoft.com/office/drawing/2016/5/13/chartex" xmlns:cx8="http://schemas.microsoft.com/office/drawing/2016/5/14/chartex" xmlns:mc="http://schemas.openxmlformats.org/markup-compatibility/2006" xmlns:aink="http://schemas.microsoft.com/office/drawing/2016/ink" xmlns:am3d="http://schemas.microsoft.com/office/drawing/2017/model3d" xmlns:o="urn:schemas-microsoft-com:office:office" xmlns:oel="http://schemas.microsoft.com/office/2019/extlst" xmlns:r="http://schemas.openxmlformats.org/officeDocument/2006/relationships" xmlns:m="http://schemas.openxmlformats.org/officeDocument/2006/math" xmlns:v="urn:schemas-microsoft-com:vml" xmlns:wp14="http://schemas.microsoft.com/office/word/2010/wordprocessingDrawing" xmlns:wp="http://schemas.openxmlformats.org/drawingml/2006/wordprocessingDrawing" xmlns:w10="urn:schemas-microsoft-com:office:word" xmlns:w="http://schemas.openxmlformats.org/wordprocessingml/2006/main" xmlns:w14="http://schemas.microsoft.com/office/word/2010/wordml" xmlns:w15="http://schemas.microsoft.com/office/word/2012/wordml" xmlns:w16cex="http://schemas.microsoft.com/office/word/2018/wordml/cex" xmlns:w16cid="http://schemas.microsoft.com/office/word/2016/wordml/cid" xmlns:w16="http://schemas.microsoft.com/office/word/2018/wordml" xmlns:w16du="http://schemas.microsoft.com/office/word/2023/wordml/word16du" xmlns:w16sdtdh="http://schemas.microsoft.com/office/word/2020/wordml/sdtdatahash" xmlns:w16sdtfl="http://schemas.microsoft.com/office/word/2024/wordml/sdtformatlock" xmlns:w16se="http://schemas.microsoft.com/office/word/2015/wordml/symex" xmlns:wpg="http://schemas.microsoft.com/office/word/2010/wordprocessingGroup" xmlns:wpi="http://schemas.microsoft.com/office/word/2010/wordprocessingInk" xmlns:wne="http://schemas.microsoft.com/office/word/2006/wordml" xmlns:wps="http://schemas.microsoft.com/office/word/2010/wordprocessingShape" mc:Ignorable="w14 w15 w16se w16cid w16 w16cex w16sdtdh w16sdtfl w16du wp14">
-  <w16cid:commentId w16cid:paraId="7B6E66FC" w16cid:durableId="375BAD25"/>
-  <w16cid:commentId w16cid:paraId="41DC7DC6" w16cid:durableId="08BEB023"/>
-  <w16cid:commentId w16cid:paraId="5FAD0991" w16cid:durableId="673D8EF9"/>
-  <w16cid:commentId w16cid:paraId="7AA2C676" w16cid:durableId="3600217C"/>
-  <w16cid:commentId w16cid:paraId="3BCEC61C" w16cid:durableId="37DB09B9"/>
-</w16cid:commentsIds>
 </file>
 
 <file path=word/endnotes.xml><?xml version="1.0" encoding="utf-8"?>
@@ -5265,17 +5108,6 @@
     <w:abstractNumId w:val="0"/>
   </w:num>
 </w:numbering>
-</file>
-
-<file path=word/people.xml><?xml version="1.0" encoding="utf-8"?>
-<w15:people xmlns:wpc="http://schemas.microsoft.com/office/word/2010/wordprocessingCanvas" xmlns:cx="http://schemas.microsoft.com/office/drawing/2014/chartex" xmlns:cx1="http://schemas.microsoft.com/office/drawing/2015/9/8/chartex" xmlns:cx2="http://schemas.microsoft.com/office/drawing/2015/10/21/chartex" xmlns:cx3="http://schemas.microsoft.com/office/drawing/2016/5/9/chartex" xmlns:cx4="http://schemas.microsoft.com/office/drawing/2016/5/10/chartex" xmlns:cx5="http://schemas.microsoft.com/office/drawing/2016/5/11/chartex" xmlns:cx6="http://schemas.microsoft.com/office/drawing/2016/5/12/chartex" xmlns:cx7="http://schemas.microsoft.com/office/drawing/2016/5/13/chartex" xmlns:cx8="http://schemas.microsoft.com/office/drawing/2016/5/14/chartex" xmlns:mc="http://schemas.openxmlformats.org/markup-compatibility/2006" xmlns:aink="http://schemas.microsoft.com/office/drawing/2016/ink" xmlns:am3d="http://schemas.microsoft.com/office/drawing/2017/model3d" xmlns:o="urn:schemas-microsoft-com:office:office" xmlns:oel="http://schemas.microsoft.com/office/2019/extlst" xmlns:r="http://schemas.openxmlformats.org/officeDocument/2006/relationships" xmlns:m="http://schemas.openxmlformats.org/officeDocument/2006/math" xmlns:v="urn:schemas-microsoft-com:vml" xmlns:wp14="http://schemas.microsoft.com/office/word/2010/wordprocessingDrawing" xmlns:wp="http://schemas.openxmlformats.org/drawingml/2006/wordprocessingDrawing" xmlns:w10="urn:schemas-microsoft-com:office:word" xmlns:w="http://schemas.openxmlformats.org/wordprocessingml/2006/main" xmlns:w14="http://schemas.microsoft.com/office/word/2010/wordml" xmlns:w15="http://schemas.microsoft.com/office/word/2012/wordml" xmlns:w16cex="http://schemas.microsoft.com/office/word/2018/wordml/cex" xmlns:w16cid="http://schemas.microsoft.com/office/word/2016/wordml/cid" xmlns:w16="http://schemas.microsoft.com/office/word/2018/wordml" xmlns:w16du="http://schemas.microsoft.com/office/word/2023/wordml/word16du" xmlns:w16sdtdh="http://schemas.microsoft.com/office/word/2020/wordml/sdtdatahash" xmlns:w16sdtfl="http://schemas.microsoft.com/office/word/2024/wordml/sdtformatlock" xmlns:w16se="http://schemas.microsoft.com/office/word/2015/wordml/symex" xmlns:wpg="http://schemas.microsoft.com/office/word/2010/wordprocessingGroup" xmlns:wpi="http://schemas.microsoft.com/office/word/2010/wordprocessingInk" xmlns:wne="http://schemas.microsoft.com/office/word/2006/wordml" xmlns:wps="http://schemas.microsoft.com/office/word/2010/wordprocessingShape" mc:Ignorable="w14 w15 w16se w16cid w16 w16cex w16sdtdh w16sdtfl w16du wp14">
-  <w15:person w15:author="Lenka Svorova">
-    <w15:presenceInfo w15:providerId="Windows Live" w15:userId="4641326cecce2c03"/>
-  </w15:person>
-  <w15:person w15:author="Petr Bureš">
-    <w15:presenceInfo w15:providerId="Windows Live" w15:userId="44c2ca306ed1fb5a"/>
-  </w15:person>
-</w15:people>
 </file>
 
 <file path=word/styles.xml><?xml version="1.0" encoding="utf-8"?>

--- a/extrakty/doc/TC278WG4/extract_14823-1_(2025).docx
+++ b/extrakty/doc/TC278WG4/extract_14823-1_(2025).docx
@@ -535,32 +535,10 @@
     </w:p>
     <w:p>
       <w:pPr>
-        <w:pBdr>
-          <w:top w:val="nil"/>
-          <w:left w:val="nil"/>
-          <w:bottom w:val="nil"/>
-          <w:right w:val="nil"/>
-          <w:between w:val="nil"/>
-        </w:pBdr>
-        <w:spacing w:before="240" w:after="200" w:line="240" w:lineRule="auto"/>
         <w:ind w:left="0" w:hanging="2"/>
-        <w:rPr>
-          <w:rFonts w:ascii="Times New Roman" w:eastAsia="Times New Roman" w:hAnsi="Times New Roman" w:cs="Times New Roman"/>
-          <w:color w:val="000000"/>
-          <w:sz w:val="24"/>
-          <w:szCs w:val="24"/>
-        </w:rPr>
-      </w:pPr>
-      <w:bookmarkStart w:id="5" w:name="_heading=h.3znysh7" w:colFirst="0" w:colLast="0"/>
-      <w:bookmarkEnd w:id="5"/>
-      <w:r>
-        <w:rPr>
-          <w:i/>
-          <w:color w:val="000000"/>
-          <w:sz w:val="18"/>
-          <w:szCs w:val="18"/>
-        </w:rPr>
-        <w:t>Poznámka: Extrakt uvádí vybrané kapitoly popisovaného dokumentu a přejímá původní číslování kapitol.</w:t>
+      </w:pPr>
+      <w:r>
+        <w:t xml:space="preserve">Poznámka: Extrakt uvádí vybrané kapitoly popisovaného dokumentu a přejímá původní číslování kapitol.</w:t>
       </w:r>
     </w:p>
     <w:p>
@@ -701,13 +679,92 @@
         <w:pStyle w:val="Nadpis1"/>
         <w:ind w:hanging="2"/>
       </w:pPr>
+      <w:bookmarkStart w:id="8" w:name="_heading=h.exlj16mcv1lp"/>
+      <w:bookmarkEnd w:id="8"/>
+      <w:r>
+        <w:t xml:space="preserve">1 Předmět normy</w:t>
+      </w:r>
+      <w:r>
+        <w:t xml:space="preserve"/>
+      </w:r>
+    </w:p>
+    <w:p>
+      <w:pPr>
+        <w:pStyle w:val="Zkladntext"/>
+        <w:ind w:left="0" w:hanging="2"/>
+      </w:pPr>
+      <w:r>
+        <w:t>Dokument s</w:t>
+      </w:r>
+      <w:r>
+        <w:t xml:space="preserve">tanovuje </w:t>
+      </w:r>
+      <w:r>
+        <w:t>struktur</w:t>
+      </w:r>
+      <w:r>
+        <w:t>u</w:t>
+      </w:r>
+      <w:r>
+        <w:t xml:space="preserve"> </w:t>
+      </w:r>
+      <w:r>
+        <w:rPr>
+          <w:b/>
+          <w:bCs/>
+        </w:rPr>
+        <w:t>GDD</w:t>
+      </w:r>
+      <w:r>
+        <w:t xml:space="preserve"> a pravidl</w:t>
+      </w:r>
+      <w:r>
+        <w:t>a</w:t>
+      </w:r>
+      <w:r>
+        <w:t xml:space="preserve"> kódování piktogramů; jako jednotný mechanismus pro </w:t>
+      </w:r>
+      <w:r>
+        <w:rPr>
+          <w:b/>
+          <w:bCs/>
+        </w:rPr>
+        <w:t>kódování, přenos a interpretaci</w:t>
+      </w:r>
+      <w:r>
+        <w:t xml:space="preserve"> grafických prvků </w:t>
+      </w:r>
+      <w:r>
+        <w:t xml:space="preserve">(dopravních značek) </w:t>
+      </w:r>
+      <w:r>
+        <w:t xml:space="preserve">v rámci </w:t>
+      </w:r>
+      <w:r>
+        <w:t>ITS.</w:t>
+      </w:r>
+      <w:r>
+        <w:t xml:space="preserve"> </w:t>
+      </w:r>
+      <w:r>
+        <w:t>N</w:t>
+      </w:r>
+      <w:r>
+        <w:t>eřeší způsob jejich grafického zobrazení ani formáty přenosových protokolů. Norma je určena pro použití v ITS aplikacích, které potřebují jednoznačně identifikovat a sdílet význam dopravních značek v digitální podobě.</w:t>
+      </w:r>
+    </w:p>
+    <w:p>
+      <w:pPr>
+        <w:pStyle w:val="Nadpis1"/>
+        <w:ind w:hanging="2"/>
+      </w:pPr>
       <w:bookmarkStart w:id="7" w:name="_heading=h.8kdf5wup1at0" w:colFirst="0" w:colLast="0"/>
       <w:bookmarkEnd w:id="7"/>
       <w:r>
-        <w:t>Souvisící</w:t>
-      </w:r>
-      <w:r>
-        <w:t xml:space="preserve"> normy</w:t>
+        <w:t xml:space="preserve">2 Souvisící normy</w:t>
+      </w:r>
+      <w:r>
+        <w:t xml:space="preserve"/>
       </w:r>
     </w:p>
     <w:p>
@@ -722,85 +779,6 @@
       </w:r>
       <w:r>
         <w:t xml:space="preserve"> odkazů na normy ISO 3166-1 (Kódy zemí), ISO 8601-1 (Datová reprezentace času), ISO 8824-1 (Specifikace zápisu ASN.1), ISO/IEC 88255 (mapování XML schémat do ASN.1), ISO/IEC 88591 (dvoupísmenné kódy zemí) a ISO/IEC 195051 (UML modelování). V textu je dále zmíněno předchozí vydání ISO 14823:2017, ke kterému je tato verze zpětně kompatibilní.</w:t>
-      </w:r>
-    </w:p>
-    <w:p>
-      <w:pPr>
-        <w:pStyle w:val="Nadpis1"/>
-        <w:ind w:hanging="2"/>
-      </w:pPr>
-      <w:bookmarkStart w:id="8" w:name="_heading=h.exlj16mcv1lp"/>
-      <w:bookmarkEnd w:id="8"/>
-      <w:r>
-        <w:t>Předmět</w:t>
-      </w:r>
-      <w:r>
-        <w:t xml:space="preserve"> normy</w:t>
-      </w:r>
-    </w:p>
-    <w:p>
-      <w:pPr>
-        <w:pStyle w:val="Zkladntext"/>
-        <w:ind w:left="0" w:hanging="2"/>
-      </w:pPr>
-      <w:r>
-        <w:t>Dokument s</w:t>
-      </w:r>
-      <w:r>
-        <w:t xml:space="preserve">tanovuje </w:t>
-      </w:r>
-      <w:r>
-        <w:t>struktur</w:t>
-      </w:r>
-      <w:r>
-        <w:t>u</w:t>
-      </w:r>
-      <w:r>
-        <w:t xml:space="preserve"> </w:t>
-      </w:r>
-      <w:r>
-        <w:rPr>
-          <w:b/>
-          <w:bCs/>
-        </w:rPr>
-        <w:t>GDD</w:t>
-      </w:r>
-      <w:r>
-        <w:t xml:space="preserve"> a pravidl</w:t>
-      </w:r>
-      <w:r>
-        <w:t>a</w:t>
-      </w:r>
-      <w:r>
-        <w:t xml:space="preserve"> kódování piktogramů; jako jednotný mechanismus pro </w:t>
-      </w:r>
-      <w:r>
-        <w:rPr>
-          <w:b/>
-          <w:bCs/>
-        </w:rPr>
-        <w:t>kódování, přenos a interpretaci</w:t>
-      </w:r>
-      <w:r>
-        <w:t xml:space="preserve"> grafických prvků </w:t>
-      </w:r>
-      <w:r>
-        <w:t xml:space="preserve">(dopravních značek) </w:t>
-      </w:r>
-      <w:r>
-        <w:t xml:space="preserve">v rámci </w:t>
-      </w:r>
-      <w:r>
-        <w:t>ITS.</w:t>
-      </w:r>
-      <w:r>
-        <w:t xml:space="preserve"> </w:t>
-      </w:r>
-      <w:r>
-        <w:t>N</w:t>
-      </w:r>
-      <w:r>
-        <w:t>eřeší způsob jejich grafického zobrazení ani formáty přenosových protokolů. Norma je určena pro použití v ITS aplikacích, které potřebují jednoznačně identifikovat a sdílet význam dopravních značek v digitální podobě.</w:t>
       </w:r>
     </w:p>
     <w:p>
@@ -1041,11 +1019,19 @@
     </w:p>
     <w:p>
       <w:pPr>
+        <w:ind w:left="0" w:hanging="2"/>
+      </w:pPr>
+      <w:r>
+        <w:t xml:space="preserve">Další termíny a zkratky z oboru ITS jsou obsaženy ve slovníku ITS terminology.</w:t>
+      </w:r>
+    </w:p>
+    <w:p>
+      <w:pPr>
         <w:pStyle w:val="Nadpis1"/>
         <w:ind w:hanging="2"/>
       </w:pPr>
       <w:r>
-        <w:t>4 Zkratky</w:t>
+        <w:t xml:space="preserve">4 Symboly a zkratky</w:t>
       </w:r>
     </w:p>
     <w:p>
@@ -1241,6 +1227,14 @@
           <w:color w:val="000000"/>
         </w:rPr>
         <w:t>).</w:t>
+      </w:r>
+    </w:p>
+    <w:p>
+      <w:pPr>
+        <w:ind w:left="0" w:hanging="2"/>
+      </w:pPr>
+      <w:r>
+        <w:t xml:space="preserve">Další termíny a zkratky z oboru ITS jsou obsaženy ve slovníku ITS terminology (www.ITSterminology.org).</w:t>
       </w:r>
     </w:p>
     <w:p>

--- a/extrakty/doc/TC278WG4/extract_14823-1_(2025).docx
+++ b/extrakty/doc/TC278WG4/extract_14823-1_(2025).docx
@@ -89,7 +89,7 @@
           <w:sz w:val="40"/>
           <w:szCs w:val="40"/>
         </w:rPr>
-        <w:t>EXTRAKT z technické specifikace ISO</w:t>
+        <w:t xml:space="preserve">EXTRAKT z evropské normy</w:t>
       </w:r>
     </w:p>
     <w:p>
@@ -212,7 +212,7 @@
                 <w:szCs w:val="32"/>
               </w:rPr>
               <w:tab/>
-              <w:t>ISO 14823-1</w:t>
+              <w:t xml:space="preserve">EN ISO 14823-1</w:t>
             </w:r>
           </w:p>
           <w:p>
@@ -261,14 +261,14 @@
           <w:sz w:val="28"/>
           <w:szCs w:val="28"/>
         </w:rPr>
-        <w:t>Vydána 20</w:t>
+        <w:t xml:space="preserve">Vydána 2024, 81 stran</w:t>
       </w:r>
       <w:r>
         <w:rPr>
           <w:sz w:val="28"/>
           <w:szCs w:val="28"/>
         </w:rPr>
-        <w:t>24</w:t>
+        <w:t/>
       </w:r>
       <w:r>
         <w:rPr>
@@ -276,7 +276,7 @@
           <w:sz w:val="28"/>
           <w:szCs w:val="28"/>
         </w:rPr>
-        <w:t xml:space="preserve">, </w:t>
+        <w:t xml:space="preserve"/>
       </w:r>
       <w:r>
         <w:rPr>
@@ -284,7 +284,7 @@
           <w:sz w:val="28"/>
           <w:szCs w:val="28"/>
         </w:rPr>
-        <w:t xml:space="preserve">73 </w:t>
+        <w:t xml:space="preserve"/>
       </w:r>
       <w:r>
         <w:rPr>
@@ -292,7 +292,7 @@
           <w:sz w:val="28"/>
           <w:szCs w:val="28"/>
         </w:rPr>
-        <w:t>stran</w:t>
+        <w:t/>
       </w:r>
     </w:p>
     <w:p>
